--- a/3. MusicAndArts/1. CarnaticMusicPlusOthers/0. Books/SahajayogaBhajansAndNotes/0. Bhajans_WithWordToWordTranslations/9.IAmADropSong.docx
+++ b/3. MusicAndArts/1. CarnaticMusicPlusOthers/0. Books/SahajayogaBhajansAndNotes/0. Bhajans_WithWordToWordTranslations/9.IAmADropSong.docx
@@ -75,6 +75,38 @@
         <w:rPr>
           <w:rtl w:val="0"/>
         </w:rPr>
+        <w:t xml:space="preserve">(ocean/water drops sounds should be playing in the background throughout - very playful - when u say ‘drop’, should hear a drop everytime)</w:t>
+      </w:r>
+    </w:p>
+    <w:p>
+      <w:pPr>
+        <w:rPr/>
+      </w:pPr>
+      <w:r>
+        <w:rPr>
+          <w:rtl w:val="0"/>
+        </w:rPr>
+        <w:t xml:space="preserve">(Context: This is a playful song. Imagine you are a water drop falling from the sky into the middle of the ocean with no land around. All you see is the sky, the ocean, a dove in the sky and a dolphin in the ocean).</w:t>
+      </w:r>
+    </w:p>
+    <w:p>
+      <w:pPr>
+        <w:rPr/>
+      </w:pPr>
+      <w:r>
+        <w:rPr>
+          <w:rtl w:val="0"/>
+        </w:rPr>
+      </w:r>
+    </w:p>
+    <w:p>
+      <w:pPr>
+        <w:rPr/>
+      </w:pPr>
+      <w:r>
+        <w:rPr>
+          <w:rtl w:val="0"/>
+        </w:rPr>
         <w:t xml:space="preserve">I am a drop; drop drop drop </w:t>
         <w:tab/>
         <w:t xml:space="preserve">x2</w:t>
@@ -312,66 +344,88 @@
         <w:rPr>
           <w:rtl w:val="0"/>
         </w:rPr>
-        <w:t xml:space="preserve">I met my Mother who is my Guru</w:t>
-      </w:r>
-    </w:p>
-    <w:p>
-      <w:pPr>
-        <w:rPr/>
-      </w:pPr>
-      <w:r>
-        <w:rPr>
-          <w:rtl w:val="0"/>
-        </w:rPr>
-        <w:t xml:space="preserve">Who then made me my own guru</w:t>
-      </w:r>
-    </w:p>
-    <w:p>
-      <w:pPr>
-        <w:rPr/>
-      </w:pPr>
-      <w:r>
-        <w:rPr>
-          <w:rtl w:val="0"/>
-        </w:rPr>
-        <w:t xml:space="preserve">I feel a cool stream/breeze flowing within </w:t>
-        <w:tab/>
-        <w:tab/>
-        <w:tab/>
-        <w:t xml:space="preserve">(first time stream → second time breeze)</w:t>
-      </w:r>
-    </w:p>
-    <w:p>
-      <w:pPr>
-        <w:rPr/>
-      </w:pPr>
-      <w:r>
-        <w:rPr>
-          <w:rtl w:val="0"/>
-        </w:rPr>
-        <w:t xml:space="preserve">And all my tensions slipping/fading away</w:t>
-      </w:r>
-    </w:p>
-    <w:p>
-      <w:pPr>
-        <w:rPr/>
-      </w:pPr>
-      <w:r>
-        <w:rPr>
-          <w:rtl w:val="0"/>
-        </w:rPr>
-        <w:t xml:space="preserve">The drop and the ocean merged together</w:t>
-      </w:r>
-    </w:p>
-    <w:p>
-      <w:pPr>
-        <w:rPr/>
-      </w:pPr>
-      <w:r>
-        <w:rPr>
-          <w:rtl w:val="0"/>
-        </w:rPr>
-        <w:t xml:space="preserve">(The) ocean of illusion vanished away</w:t>
+        <w:t xml:space="preserve">I meet my Mother who is my Guru</w:t>
+      </w:r>
+    </w:p>
+    <w:p>
+      <w:pPr>
+        <w:rPr/>
+      </w:pPr>
+      <w:r>
+        <w:rPr>
+          <w:rtl w:val="0"/>
+        </w:rPr>
+        <w:t xml:space="preserve">Who then makes me my own guru</w:t>
+      </w:r>
+    </w:p>
+    <w:p>
+      <w:pPr>
+        <w:rPr/>
+      </w:pPr>
+      <w:r>
+        <w:rPr>
+          <w:rtl w:val="0"/>
+        </w:rPr>
+        <w:t xml:space="preserve">I feel a cool breeze flowing within </w:t>
+        <w:tab/>
+        <w:tab/>
+        <w:tab/>
+        <w:t xml:space="preserve">(first time stream→ second time breeze?)</w:t>
+      </w:r>
+    </w:p>
+    <w:p>
+      <w:pPr>
+        <w:rPr/>
+      </w:pPr>
+      <w:r>
+        <w:rPr>
+          <w:rtl w:val="0"/>
+        </w:rPr>
+        <w:t xml:space="preserve">My bubble of ignorance dancing (popping) and fading</w:t>
+      </w:r>
+    </w:p>
+    <w:p>
+      <w:pPr>
+        <w:rPr/>
+      </w:pPr>
+      <w:r>
+        <w:rPr>
+          <w:rtl w:val="0"/>
+        </w:rPr>
+        <w:t xml:space="preserve">All my tensions slipping away</w:t>
+      </w:r>
+    </w:p>
+    <w:p>
+      <w:pPr>
+        <w:rPr/>
+      </w:pPr>
+      <w:r>
+        <w:rPr>
+          <w:rtl w:val="0"/>
+        </w:rPr>
+        <w:t xml:space="preserve">A gust of coolness engulf my being</w:t>
+      </w:r>
+    </w:p>
+    <w:p>
+      <w:pPr>
+        <w:rPr/>
+      </w:pPr>
+      <w:r>
+        <w:rPr>
+          <w:rtl w:val="0"/>
+        </w:rPr>
+        <w:t xml:space="preserve">Merging the drop and the ocean together</w:t>
+      </w:r>
+    </w:p>
+    <w:p>
+      <w:pPr>
+        <w:rPr/>
+      </w:pPr>
+      <w:r>
+        <w:rPr>
+          <w:rtl w:val="0"/>
+        </w:rPr>
+        <w:t xml:space="preserve">(The) ocean of illusion vanish away</w:t>
       </w:r>
     </w:p>
     <w:p>
@@ -440,10 +494,41 @@
         <w:rPr>
           <w:rtl w:val="0"/>
         </w:rPr>
-        <w:tab/>
-        <w:tab/>
-        <w:tab/>
-        <w:tab/>
+        <w:t xml:space="preserve">                                           x2</w:t>
+      </w:r>
+    </w:p>
+    <w:p>
+      <w:pPr>
+        <w:rPr/>
+      </w:pPr>
+      <w:r>
+        <w:rPr>
+          <w:rtl w:val="0"/>
+        </w:rPr>
+        <w:tab/>
+        <w:tab/>
+        <w:tab/>
+        <w:tab/>
+      </w:r>
+    </w:p>
+    <w:p>
+      <w:pPr>
+        <w:rPr/>
+      </w:pPr>
+      <w:r>
+        <w:rPr>
+          <w:rtl w:val="0"/>
+        </w:rPr>
+      </w:r>
+    </w:p>
+    <w:p>
+      <w:pPr>
+        <w:rPr/>
+      </w:pPr>
+      <w:r>
+        <w:rPr>
+          <w:rtl w:val="0"/>
+        </w:rPr>
       </w:r>
     </w:p>
     <w:p>
@@ -596,6 +681,17 @@
         <w:rPr>
           <w:rtl w:val="0"/>
         </w:rPr>
+        <w:t xml:space="preserve">(I am the ocean Of God’s love)</w:t>
+      </w:r>
+    </w:p>
+    <w:p>
+      <w:pPr>
+        <w:rPr/>
+      </w:pPr>
+      <w:r>
+        <w:rPr>
+          <w:rtl w:val="0"/>
+        </w:rPr>
       </w:r>
     </w:p>
     <w:p>
@@ -617,6 +713,37 @@
           <w:rtl w:val="0"/>
         </w:rPr>
         <w:t xml:space="preserve">(Add more about how when your surface tension breaks and you merge with the ocean you feel a cool breeze all over your surface body your being - the joy of self realization; The moment the bubble of ego and conditionings burst away; A strong mint/snow like coolness engulfed my whole being; The bubble of ignorance popped the moment my whole being engulfed in a gust of cool )</w:t>
+      </w:r>
+    </w:p>
+    <w:p>
+      <w:pPr>
+        <w:rPr/>
+      </w:pPr>
+      <w:r>
+        <w:rPr>
+          <w:rtl w:val="0"/>
+        </w:rPr>
+      </w:r>
+    </w:p>
+    <w:p>
+      <w:pPr>
+        <w:rPr/>
+      </w:pPr>
+      <w:r>
+        <w:rPr>
+          <w:rtl w:val="0"/>
+        </w:rPr>
+        <w:t xml:space="preserve">(rephrase ‘which ocean’?)</w:t>
+      </w:r>
+    </w:p>
+    <w:p>
+      <w:pPr>
+        <w:rPr/>
+      </w:pPr>
+      <w:r>
+        <w:rPr>
+          <w:rtl w:val="0"/>
+        </w:rPr>
       </w:r>
     </w:p>
     <w:p>
